--- a/proposal/synergistic/templates/NSF_Synergistic_Activities_Template.docx
+++ b/proposal/synergistic/templates/NSF_Synergistic_Activities_Template.docx
@@ -55,7 +55,7 @@
           <w:sz w:val="20"/>
           <w:szCs w:val="20"/>
         </w:rPr>
-        <w:t xml:space="preserve">Min, Misun </w:t>
+        <w:t>Last name, First Name</w:t>
       </w:r>
     </w:p>
     <w:p>
@@ -107,14 +107,6 @@
         </w:rPr>
         <w:t xml:space="preserve"> </w:t>
       </w:r>
-      <w:r>
-        <w:rPr>
-          <w:rFonts w:ascii="Arial" w:hAnsi="Arial" w:cs="Arial"/>
-          <w:sz w:val="20"/>
-          <w:szCs w:val="20"/>
-        </w:rPr>
-        <w:t>https://orcid.org/0000-0002-5646-5689</w:t>
-      </w:r>
     </w:p>
     <w:p>
       <w:pPr>
@@ -182,14 +174,6 @@
           <w:szCs w:val="20"/>
         </w:rPr>
         <w:t xml:space="preserve"> </w:t>
-      </w:r>
-      <w:r>
-        <w:rPr>
-          <w:rFonts w:ascii="Arial" w:hAnsi="Arial" w:cs="Arial"/>
-          <w:sz w:val="20"/>
-          <w:szCs w:val="20"/>
-        </w:rPr>
-        <w:t>Senior Computational Mathematician</w:t>
       </w:r>
     </w:p>
     <w:p>
@@ -241,14 +225,6 @@
           <w:rFonts w:ascii="Arial" w:hAnsi="Arial" w:cs="Arial"/>
           <w:b/>
           <w:bCs/>
-          <w:sz w:val="20"/>
-          <w:szCs w:val="20"/>
-        </w:rPr>
-        <w:t xml:space="preserve"> Argonne National Laboratory, Lemont, IL USA</w:t>
-      </w:r>
-      <w:r>
-        <w:rPr>
-          <w:rFonts w:ascii="Arial" w:hAnsi="Arial" w:cs="Arial"/>
           <w:sz w:val="20"/>
           <w:szCs w:val="20"/>
         </w:rPr>
@@ -2050,23 +2026,6 @@
 </file>
 
 <file path=customXml/item1.xml><?xml version="1.0" encoding="utf-8"?>
-<p:properties xmlns:p="http://schemas.microsoft.com/office/2006/metadata/properties" xmlns:xsi="http://www.w3.org/2001/XMLSchema-instance" xmlns:pc="http://schemas.microsoft.com/office/infopath/2007/PartnerControls">
-  <documentManagement>
-    <_activity xmlns="00869216-baec-4591-a188-c6c5680418f9" xsi:nil="true"/>
-  </documentManagement>
-</p:properties>
-</file>
-
-<file path=customXml/item2.xml><?xml version="1.0" encoding="utf-8"?>
-<?mso-contentType ?>
-<FormTemplates xmlns="http://schemas.microsoft.com/sharepoint/v3/contenttype/forms">
-  <Display>DocumentLibraryForm</Display>
-  <Edit>DocumentLibraryForm</Edit>
-  <New>DocumentLibraryForm</New>
-</FormTemplates>
-</file>
-
-<file path=customXml/item3.xml><?xml version="1.0" encoding="utf-8"?>
 <ct:contentTypeSchema xmlns:ct="http://schemas.microsoft.com/office/2006/metadata/contentType" xmlns:ma="http://schemas.microsoft.com/office/2006/metadata/properties/metaAttributes" ct:_="" ma:_="" ma:contentTypeName="Document" ma:contentTypeID="0x010100A0F289750D9DFD458D876D13CBF28141" ma:contentTypeVersion="18" ma:contentTypeDescription="Create a new document." ma:contentTypeScope="" ma:versionID="e69d2ab8b751ff6eb357262c772a03f6">
   <xsd:schema xmlns:xsd="http://www.w3.org/2001/XMLSchema" xmlns:xs="http://www.w3.org/2001/XMLSchema" xmlns:p="http://schemas.microsoft.com/office/2006/metadata/properties" xmlns:ns3="129a5f06-cfe2-489f-8fb5-5708b8b59c9a" xmlns:ns4="00869216-baec-4591-a188-c6c5680418f9" targetNamespace="http://schemas.microsoft.com/office/2006/metadata/properties" ma:root="true" ma:fieldsID="cf1d123615c93232ebb1a25b2c78ec9a" ns3:_="" ns4:_="">
     <xsd:import namespace="129a5f06-cfe2-489f-8fb5-5708b8b59c9a"/>
@@ -2319,25 +2278,24 @@
 </ct:contentTypeSchema>
 </file>
 
-<file path=customXml/itemProps1.xml><?xml version="1.0" encoding="utf-8"?>
-<ds:datastoreItem xmlns:ds="http://schemas.openxmlformats.org/officeDocument/2006/customXml" ds:itemID="{11E1C6FD-A5DF-4B38-9AC8-78A49B17D4EF}">
-  <ds:schemaRefs>
-    <ds:schemaRef ds:uri="http://schemas.microsoft.com/office/2006/metadata/properties"/>
-    <ds:schemaRef ds:uri="http://schemas.microsoft.com/office/infopath/2007/PartnerControls"/>
-    <ds:schemaRef ds:uri="00869216-baec-4591-a188-c6c5680418f9"/>
-  </ds:schemaRefs>
-</ds:datastoreItem>
+<file path=customXml/item2.xml><?xml version="1.0" encoding="utf-8"?>
+<?mso-contentType ?>
+<FormTemplates xmlns="http://schemas.microsoft.com/sharepoint/v3/contenttype/forms">
+  <Display>DocumentLibraryForm</Display>
+  <Edit>DocumentLibraryForm</Edit>
+  <New>DocumentLibraryForm</New>
+</FormTemplates>
 </file>
 
-<file path=customXml/itemProps2.xml><?xml version="1.0" encoding="utf-8"?>
-<ds:datastoreItem xmlns:ds="http://schemas.openxmlformats.org/officeDocument/2006/customXml" ds:itemID="{9F7D9736-8388-429A-9FDD-0439376153BF}">
-  <ds:schemaRefs>
-    <ds:schemaRef ds:uri="http://schemas.microsoft.com/sharepoint/v3/contenttype/forms"/>
-  </ds:schemaRefs>
-</ds:datastoreItem>
+<file path=customXml/item3.xml><?xml version="1.0" encoding="utf-8"?>
+<p:properties xmlns:p="http://schemas.microsoft.com/office/2006/metadata/properties" xmlns:xsi="http://www.w3.org/2001/XMLSchema-instance" xmlns:pc="http://schemas.microsoft.com/office/infopath/2007/PartnerControls">
+  <documentManagement>
+    <_activity xmlns="00869216-baec-4591-a188-c6c5680418f9" xsi:nil="true"/>
+  </documentManagement>
+</p:properties>
 </file>
 
-<file path=customXml/itemProps3.xml><?xml version="1.0" encoding="utf-8"?>
+<file path=customXml/itemProps1.xml><?xml version="1.0" encoding="utf-8"?>
 <ds:datastoreItem xmlns:ds="http://schemas.openxmlformats.org/officeDocument/2006/customXml" ds:itemID="{244A8229-C2BE-4C8F-9D6D-CECDD914182C}">
   <ds:schemaRefs>
     <ds:schemaRef ds:uri="http://schemas.microsoft.com/office/2006/metadata/contentType"/>
@@ -2354,4 +2312,22 @@
     <ds:schemaRef ds:uri="http://schemas.microsoft.com/internal/obd"/>
   </ds:schemaRefs>
 </ds:datastoreItem>
+</file>
+
+<file path=customXml/itemProps2.xml><?xml version="1.0" encoding="utf-8"?>
+<ds:datastoreItem xmlns:ds="http://schemas.openxmlformats.org/officeDocument/2006/customXml" ds:itemID="{9F7D9736-8388-429A-9FDD-0439376153BF}">
+  <ds:schemaRefs>
+    <ds:schemaRef ds:uri="http://schemas.microsoft.com/sharepoint/v3/contenttype/forms"/>
+  </ds:schemaRefs>
+</ds:datastoreItem>
+</file>
+
+<file path=customXml/itemProps3.xml><?xml version="1.0" encoding="utf-8"?>
+<ds:datastoreItem xmlns:ds="http://schemas.openxmlformats.org/officeDocument/2006/customXml" ds:itemID="{11E1C6FD-A5DF-4B38-9AC8-78A49B17D4EF}">
+  <ds:schemaRefs>
+    <ds:schemaRef ds:uri="http://schemas.microsoft.com/office/2006/metadata/properties"/>
+    <ds:schemaRef ds:uri="http://schemas.microsoft.com/office/infopath/2007/PartnerControls"/>
+    <ds:schemaRef ds:uri="00869216-baec-4591-a188-c6c5680418f9"/>
+  </ds:schemaRefs>
+</ds:datastoreItem>
 </file>